--- a/label-docx-reader/corpus/tracked-cases/mark-deleted-before-nested-table.docx
+++ b/label-docx-reader/corpus/tracked-cases/mark-deleted-before-nested-table.docx
@@ -15,14 +15,14 @@
     <w:tbl>
       <w:tblPr/>
       <w:tblGrid>
-        <w:gridCol/>
+        <w:gridCol w:w="4000"/>
       </w:tblGrid>
       <w:tr>
         <w:tc>
           <w:tbl>
             <w:tblPr/>
             <w:tblGrid>
-              <w:gridCol/>
+              <w:gridCol w:w="4000"/>
             </w:tblGrid>
             <w:tr>
               <w:tc>
